--- a/report.docx
+++ b/report.docx
@@ -459,6 +459,9 @@
     </w:p>
     <w:p>
       <w:r>
+        <w:rPr>
+          <w:noProof/>
+        </w:rPr>
         <w:drawing>
           <wp:inline distT="0" distB="0" distL="0" distR="0" wp14:anchorId="51AE9EC6" wp14:editId="5736BE85">
             <wp:extent cx="5943600" cy="1118870"/>
@@ -737,10 +740,10 @@
           <w14:ligatures w14:val="standardContextual"/>
         </w:rPr>
         <w:drawing>
-          <wp:inline distT="0" distB="0" distL="0" distR="0" wp14:anchorId="786D77B5" wp14:editId="5A9BA3F2">
-            <wp:extent cx="5631443" cy="3734441"/>
+          <wp:inline distT="0" distB="0" distL="0" distR="0" wp14:anchorId="3F8A945F" wp14:editId="17C4EDB8">
+            <wp:extent cx="5943600" cy="3941445"/>
             <wp:effectExtent l="0" t="0" r="0" b="0"/>
-            <wp:docPr id="1429052675" name="Рисунок 1"/>
+            <wp:docPr id="1099938662" name="Рисунок 1"/>
             <wp:cNvGraphicFramePr>
               <a:graphicFrameLocks xmlns:a="http://schemas.openxmlformats.org/drawingml/2006/main" noChangeAspect="1"/>
             </wp:cNvGraphicFramePr>
@@ -748,7 +751,7 @@
               <a:graphicData uri="http://schemas.openxmlformats.org/drawingml/2006/picture">
                 <pic:pic xmlns:pic="http://schemas.openxmlformats.org/drawingml/2006/picture">
                   <pic:nvPicPr>
-                    <pic:cNvPr id="1429052675" name="Рисунок 1429052675"/>
+                    <pic:cNvPr id="1099938662" name="Рисунок 1099938662"/>
                     <pic:cNvPicPr/>
                   </pic:nvPicPr>
                   <pic:blipFill>
@@ -766,7 +769,7 @@
                   <pic:spPr>
                     <a:xfrm>
                       <a:off x="0" y="0"/>
-                      <a:ext cx="5654677" cy="3749848"/>
+                      <a:ext cx="5943600" cy="3941445"/>
                     </a:xfrm>
                     <a:prstGeom prst="rect">
                       <a:avLst/>
@@ -779,17 +782,19 @@
         </w:drawing>
       </w:r>
     </w:p>
+    <w:p/>
     <w:p>
       <w:r>
         <w:rPr>
           <w:noProof/>
           <w14:ligatures w14:val="standardContextual"/>
         </w:rPr>
+        <w:lastRenderedPageBreak/>
         <w:drawing>
-          <wp:inline distT="0" distB="0" distL="0" distR="0" wp14:anchorId="65B3FE36" wp14:editId="43B6E5D3">
-            <wp:extent cx="5620272" cy="3727033"/>
-            <wp:effectExtent l="0" t="0" r="6350" b="0"/>
-            <wp:docPr id="1976766672" name="Рисунок 2"/>
+          <wp:inline distT="0" distB="0" distL="0" distR="0" wp14:anchorId="5165B213" wp14:editId="5358FBE9">
+            <wp:extent cx="5943600" cy="3941445"/>
+            <wp:effectExtent l="0" t="0" r="0" b="0"/>
+            <wp:docPr id="765082885" name="Рисунок 2"/>
             <wp:cNvGraphicFramePr>
               <a:graphicFrameLocks xmlns:a="http://schemas.openxmlformats.org/drawingml/2006/main" noChangeAspect="1"/>
             </wp:cNvGraphicFramePr>
@@ -797,7 +802,7 @@
               <a:graphicData uri="http://schemas.openxmlformats.org/drawingml/2006/picture">
                 <pic:pic xmlns:pic="http://schemas.openxmlformats.org/drawingml/2006/picture">
                   <pic:nvPicPr>
-                    <pic:cNvPr id="1976766672" name="Рисунок 1976766672"/>
+                    <pic:cNvPr id="765082885" name="Рисунок 765082885"/>
                     <pic:cNvPicPr/>
                   </pic:nvPicPr>
                   <pic:blipFill>
@@ -815,7 +820,7 @@
                   <pic:spPr>
                     <a:xfrm>
                       <a:off x="0" y="0"/>
-                      <a:ext cx="5680364" cy="3766882"/>
+                      <a:ext cx="5943600" cy="3941445"/>
                     </a:xfrm>
                     <a:prstGeom prst="rect">
                       <a:avLst/>
@@ -834,12 +839,11 @@
           <w:noProof/>
           <w14:ligatures w14:val="standardContextual"/>
         </w:rPr>
-        <w:lastRenderedPageBreak/>
         <w:drawing>
-          <wp:inline distT="0" distB="0" distL="0" distR="0" wp14:anchorId="4DBA5314" wp14:editId="424DF4D8">
-            <wp:extent cx="5612524" cy="3726092"/>
-            <wp:effectExtent l="0" t="0" r="1270" b="0"/>
-            <wp:docPr id="1698701107" name="Рисунок 3"/>
+          <wp:inline distT="0" distB="0" distL="0" distR="0" wp14:anchorId="2635AA29" wp14:editId="47564319">
+            <wp:extent cx="5943600" cy="3941445"/>
+            <wp:effectExtent l="0" t="0" r="0" b="0"/>
+            <wp:docPr id="1467600179" name="Рисунок 3"/>
             <wp:cNvGraphicFramePr>
               <a:graphicFrameLocks xmlns:a="http://schemas.openxmlformats.org/drawingml/2006/main" noChangeAspect="1"/>
             </wp:cNvGraphicFramePr>
@@ -847,7 +851,7 @@
               <a:graphicData uri="http://schemas.openxmlformats.org/drawingml/2006/picture">
                 <pic:pic xmlns:pic="http://schemas.openxmlformats.org/drawingml/2006/picture">
                   <pic:nvPicPr>
-                    <pic:cNvPr id="1698701107" name="Рисунок 1698701107"/>
+                    <pic:cNvPr id="1467600179" name="Рисунок 1467600179"/>
                     <pic:cNvPicPr/>
                   </pic:nvPicPr>
                   <pic:blipFill>
@@ -865,7 +869,7 @@
                   <pic:spPr>
                     <a:xfrm>
                       <a:off x="0" y="0"/>
-                      <a:ext cx="5647306" cy="3749183"/>
+                      <a:ext cx="5943600" cy="3941445"/>
                     </a:xfrm>
                     <a:prstGeom prst="rect">
                       <a:avLst/>
@@ -879,17 +883,19 @@
       </w:r>
     </w:p>
     <w:p>
+      <w:pPr>
+        <w:pStyle w:val="2"/>
+      </w:pPr>
       <w:r>
         <w:rPr>
           <w:noProof/>
-          <w14:ligatures w14:val="standardContextual"/>
         </w:rPr>
         <w:lastRenderedPageBreak/>
         <w:drawing>
-          <wp:inline distT="0" distB="0" distL="0" distR="0" wp14:anchorId="66B802CC" wp14:editId="3F29D144">
-            <wp:extent cx="5372888" cy="2667501"/>
+          <wp:inline distT="0" distB="0" distL="0" distR="0" wp14:anchorId="0FA513CA" wp14:editId="7B09F057">
+            <wp:extent cx="5943600" cy="2950845"/>
             <wp:effectExtent l="0" t="0" r="0" b="0"/>
-            <wp:docPr id="1636063002" name="Рисунок 4"/>
+            <wp:docPr id="1634752265" name="Рисунок 5"/>
             <wp:cNvGraphicFramePr>
               <a:graphicFrameLocks xmlns:a="http://schemas.openxmlformats.org/drawingml/2006/main" noChangeAspect="1"/>
             </wp:cNvGraphicFramePr>
@@ -897,7 +903,7 @@
               <a:graphicData uri="http://schemas.openxmlformats.org/drawingml/2006/picture">
                 <pic:pic xmlns:pic="http://schemas.openxmlformats.org/drawingml/2006/picture">
                   <pic:nvPicPr>
-                    <pic:cNvPr id="1636063002" name="Рисунок 1636063002"/>
+                    <pic:cNvPr id="1634752265" name="Рисунок 1634752265"/>
                     <pic:cNvPicPr/>
                   </pic:nvPicPr>
                   <pic:blipFill>
@@ -915,7 +921,7 @@
                   <pic:spPr>
                     <a:xfrm>
                       <a:off x="0" y="0"/>
-                      <a:ext cx="5389962" cy="2675978"/>
+                      <a:ext cx="5943600" cy="2950845"/>
                     </a:xfrm>
                     <a:prstGeom prst="rect">
                       <a:avLst/>
@@ -930,13 +936,12 @@
       <w:r>
         <w:rPr>
           <w:noProof/>
-          <w14:ligatures w14:val="standardContextual"/>
         </w:rPr>
         <w:drawing>
-          <wp:inline distT="0" distB="0" distL="0" distR="0" wp14:anchorId="4538EBAB" wp14:editId="66149876">
-            <wp:extent cx="5372012" cy="2667066"/>
-            <wp:effectExtent l="0" t="0" r="635" b="0"/>
-            <wp:docPr id="1004288817" name="Рисунок 5"/>
+          <wp:inline distT="0" distB="0" distL="0" distR="0" wp14:anchorId="2CB5CFE1" wp14:editId="75312FF6">
+            <wp:extent cx="5943600" cy="2948305"/>
+            <wp:effectExtent l="0" t="0" r="0" b="0"/>
+            <wp:docPr id="442653578" name="Рисунок 6"/>
             <wp:cNvGraphicFramePr>
               <a:graphicFrameLocks xmlns:a="http://schemas.openxmlformats.org/drawingml/2006/main" noChangeAspect="1"/>
             </wp:cNvGraphicFramePr>
@@ -944,398 +949,11 @@
               <a:graphicData uri="http://schemas.openxmlformats.org/drawingml/2006/picture">
                 <pic:pic xmlns:pic="http://schemas.openxmlformats.org/drawingml/2006/picture">
                   <pic:nvPicPr>
-                    <pic:cNvPr id="1004288817" name="Рисунок 1004288817"/>
+                    <pic:cNvPr id="442653578" name="Рисунок 442653578"/>
                     <pic:cNvPicPr/>
                   </pic:nvPicPr>
                   <pic:blipFill>
                     <a:blip r:embed="rId13" cstate="print">
-                      <a:extLst>
-                        <a:ext uri="{28A0092B-C50C-407E-A947-70E740481C1C}">
-                          <a14:useLocalDpi xmlns:a14="http://schemas.microsoft.com/office/drawing/2010/main" val="0"/>
-                        </a:ext>
-                      </a:extLst>
-                    </a:blip>
-                    <a:stretch>
-                      <a:fillRect/>
-                    </a:stretch>
-                  </pic:blipFill>
-                  <pic:spPr>
-                    <a:xfrm>
-                      <a:off x="0" y="0"/>
-                      <a:ext cx="5419442" cy="2690614"/>
-                    </a:xfrm>
-                    <a:prstGeom prst="rect">
-                      <a:avLst/>
-                    </a:prstGeom>
-                  </pic:spPr>
-                </pic:pic>
-              </a:graphicData>
-            </a:graphic>
-          </wp:inline>
-        </w:drawing>
-      </w:r>
-    </w:p>
-    <w:p>
-      <w:pPr>
-        <w:pStyle w:val="2"/>
-      </w:pPr>
-      <w:r>
-        <w:t>2</w:t>
-      </w:r>
-      <w:r>
-        <w:t xml:space="preserve">. </w:t>
-      </w:r>
-      <w:r>
-        <w:t>Выводы по выбранной конфигурации аппаратного обеспечения.</w:t>
-      </w:r>
-    </w:p>
-    <w:p>
-      <w:r>
-        <w:t xml:space="preserve">В ходе нагрузочного тестирования сравнивались три при 10 параллельных пользователях и интенсивности </w:t>
-      </w:r>
-      <w:r>
-        <w:t>2</w:t>
-      </w:r>
-      <w:r>
-        <w:t xml:space="preserve">0 HTTP-запросов в минуту на пользователя. Критерий соответствия — время обработки запроса не более </w:t>
-      </w:r>
-      <w:r>
-        <w:t>640</w:t>
-      </w:r>
-      <w:r>
-        <w:t>.</w:t>
-      </w:r>
-    </w:p>
-    <w:p>
-      <w:r>
-        <w:t>По графику «Сравнение времени отклика» видно, что только третья конфигурация удовлетворяет необходимым условиям.</w:t>
-      </w:r>
-    </w:p>
-    <w:p>
-      <w:pPr>
-        <w:pStyle w:val="2"/>
-      </w:pPr>
-      <w:r>
-        <w:t>3</w:t>
-      </w:r>
-      <w:r>
-        <w:t xml:space="preserve">. </w:t>
-      </w:r>
-      <w:r>
-        <w:t xml:space="preserve">Описание конфигурации </w:t>
-      </w:r>
-      <w:proofErr w:type="spellStart"/>
-      <w:r>
-        <w:t>JMeter</w:t>
-      </w:r>
-      <w:proofErr w:type="spellEnd"/>
-      <w:r>
-        <w:t xml:space="preserve"> для стресс-тестирования</w:t>
-      </w:r>
-    </w:p>
-    <w:p>
-      <w:r>
-        <w:t>Для стресс-тестирования</w:t>
-      </w:r>
-      <w:r>
-        <w:t xml:space="preserve">, как писалось выше выбрана </w:t>
-      </w:r>
-      <w:r>
-        <w:rPr>
-          <w:lang w:val="en-US"/>
-        </w:rPr>
-        <w:t>config</w:t>
-      </w:r>
-      <w:r>
-        <w:t xml:space="preserve">3, </w:t>
-      </w:r>
-      <w:r>
-        <w:t>самая дорогая конфигурация</w:t>
-      </w:r>
-      <w:r>
-        <w:t xml:space="preserve"> оборудования. </w:t>
-      </w:r>
-    </w:p>
-    <w:p>
-      <w:r>
-        <w:t>Отдельно будет проведены два эксперимента</w:t>
-      </w:r>
-      <w:r>
-        <w:t xml:space="preserve">: </w:t>
-      </w:r>
-    </w:p>
-    <w:p>
-      <w:pPr>
-        <w:pStyle w:val="a7"/>
-        <w:numPr>
-          <w:ilvl w:val="0"/>
-          <w:numId w:val="28"/>
-        </w:numPr>
-        <w:rPr>
-          <w:sz w:val="22"/>
-          <w:szCs w:val="22"/>
-        </w:rPr>
-      </w:pPr>
-      <w:r>
-        <w:rPr>
-          <w:sz w:val="22"/>
-          <w:szCs w:val="22"/>
-        </w:rPr>
-        <w:t xml:space="preserve">Количество пользователей, при которой сервис не успевает отдать ответ за срок </w:t>
-      </w:r>
-      <w:r>
-        <w:rPr>
-          <w:sz w:val="22"/>
-          <w:szCs w:val="22"/>
-        </w:rPr>
-        <w:t>640</w:t>
-      </w:r>
-      <w:r>
-        <w:rPr>
-          <w:sz w:val="22"/>
-          <w:szCs w:val="22"/>
-        </w:rPr>
-        <w:t xml:space="preserve"> сек.</w:t>
-      </w:r>
-    </w:p>
-    <w:p>
-      <w:pPr>
-        <w:pStyle w:val="a7"/>
-        <w:numPr>
-          <w:ilvl w:val="0"/>
-          <w:numId w:val="28"/>
-        </w:numPr>
-        <w:rPr>
-          <w:sz w:val="22"/>
-          <w:szCs w:val="22"/>
-        </w:rPr>
-      </w:pPr>
-      <w:r>
-        <w:rPr>
-          <w:sz w:val="22"/>
-          <w:szCs w:val="22"/>
-        </w:rPr>
-        <w:t xml:space="preserve">Нахождения точки, в которой сервис станет отдавать 503 </w:t>
-      </w:r>
-      <w:r>
-        <w:rPr>
-          <w:sz w:val="22"/>
-          <w:szCs w:val="22"/>
-          <w:lang w:val="en-US"/>
-        </w:rPr>
-        <w:t>Service</w:t>
-      </w:r>
-      <w:r>
-        <w:rPr>
-          <w:sz w:val="22"/>
-          <w:szCs w:val="22"/>
-        </w:rPr>
-        <w:t xml:space="preserve"> </w:t>
-      </w:r>
-      <w:r>
-        <w:rPr>
-          <w:sz w:val="22"/>
-          <w:szCs w:val="22"/>
-          <w:lang w:val="en-US"/>
-        </w:rPr>
-        <w:t>is</w:t>
-      </w:r>
-      <w:r>
-        <w:rPr>
-          <w:sz w:val="22"/>
-          <w:szCs w:val="22"/>
-        </w:rPr>
-        <w:t xml:space="preserve"> </w:t>
-      </w:r>
-      <w:r>
-        <w:rPr>
-          <w:sz w:val="22"/>
-          <w:szCs w:val="22"/>
-          <w:lang w:val="en-US"/>
-        </w:rPr>
-        <w:t>unavailable</w:t>
-      </w:r>
-      <w:r>
-        <w:rPr>
-          <w:sz w:val="22"/>
-          <w:szCs w:val="22"/>
-        </w:rPr>
-        <w:t xml:space="preserve"> (предел пропускной способности)</w:t>
-      </w:r>
-    </w:p>
-    <w:p>
-      <w:pPr>
-        <w:pStyle w:val="3"/>
-      </w:pPr>
-    </w:p>
-    <w:p>
-      <w:pPr>
-        <w:pStyle w:val="3"/>
-      </w:pPr>
-      <w:r>
-        <w:t xml:space="preserve">Эксперимент 1 </w:t>
-      </w:r>
-    </w:p>
-    <w:p>
-      <w:r>
-        <w:t xml:space="preserve">В этом эксперименте необходимо найти </w:t>
-      </w:r>
-      <w:r>
-        <w:t xml:space="preserve">крайнее значение кол-ва пользователей, при котором каждый запрос укладывается в 640 </w:t>
-      </w:r>
-      <w:proofErr w:type="spellStart"/>
-      <w:r>
-        <w:t>мс</w:t>
-      </w:r>
-      <w:proofErr w:type="spellEnd"/>
-      <w:r>
-        <w:t>.</w:t>
-      </w:r>
-    </w:p>
-    <w:p/>
-    <w:p>
-      <w:pPr>
-        <w:rPr>
-          <w:b/>
-          <w:bCs/>
-        </w:rPr>
-      </w:pPr>
-      <w:r>
-        <w:rPr>
-          <w:b/>
-          <w:bCs/>
-        </w:rPr>
-        <w:t>Результаты</w:t>
-      </w:r>
-      <w:r>
-        <w:rPr>
-          <w:b/>
-          <w:bCs/>
-        </w:rPr>
-        <w:t>:</w:t>
-      </w:r>
-    </w:p>
-    <w:p>
-      <w:r>
-        <w:t>При одновременном кол-ве пользователей в 13 штук, сервис еще удовлетворяет требованию по максимальному времени ответа. Однако при уже 14 одновременных пользователях, сервис пробивает эту планку, хотя среднее время еще ниже.</w:t>
-      </w:r>
-    </w:p>
-    <w:p/>
-    <w:p>
-      <w:pPr>
-        <w:pStyle w:val="3"/>
-      </w:pPr>
-      <w:r>
-        <w:t>Эксперимент 2</w:t>
-      </w:r>
-    </w:p>
-    <w:p>
-      <w:r>
-        <w:t xml:space="preserve">В эксперименте 2 нам нужно </w:t>
-      </w:r>
-      <w:r>
-        <w:t xml:space="preserve">найти точку отказа, когда сервис перестает принимать запросы и начинает возвращать </w:t>
-      </w:r>
-      <w:r>
-        <w:rPr>
-          <w:lang w:val="en-US"/>
-        </w:rPr>
-        <w:t>status</w:t>
-      </w:r>
-      <w:r>
-        <w:t xml:space="preserve"> </w:t>
-      </w:r>
-      <w:r>
-        <w:rPr>
-          <w:lang w:val="en-US"/>
-        </w:rPr>
-        <w:t>code</w:t>
-      </w:r>
-      <w:r>
-        <w:t xml:space="preserve"> </w:t>
-      </w:r>
-      <w:r>
-        <w:t>–</w:t>
-      </w:r>
-      <w:r>
-        <w:t xml:space="preserve"> 503.</w:t>
-      </w:r>
-    </w:p>
-    <w:p>
-      <w:r>
-        <w:t xml:space="preserve">При этом </w:t>
-      </w:r>
-      <w:proofErr w:type="spellStart"/>
-      <w:r>
-        <w:t>ассерт</w:t>
-      </w:r>
-      <w:proofErr w:type="spellEnd"/>
-      <w:r>
-        <w:t xml:space="preserve"> по времени больше не нужен, чтобы не замусоривать данными искусственными падениями из-за </w:t>
-      </w:r>
-      <w:proofErr w:type="spellStart"/>
-      <w:r>
-        <w:t>ассертов</w:t>
-      </w:r>
-      <w:proofErr w:type="spellEnd"/>
-    </w:p>
-    <w:p>
-      <w:pPr>
-        <w:rPr>
-          <w:lang w:val="en-US"/>
-        </w:rPr>
-      </w:pPr>
-      <w:r>
-        <w:rPr>
-          <w:b/>
-          <w:bCs/>
-        </w:rPr>
-        <w:t>Результаты</w:t>
-      </w:r>
-      <w:r>
-        <w:rPr>
-          <w:lang w:val="en-US"/>
-        </w:rPr>
-        <w:t>:</w:t>
-      </w:r>
-    </w:p>
-    <w:p>
-      <w:r>
-        <w:t>На значении в 560 одновременных пользователей сервис перестает справляться с нагрузкой и появляются первые 503 ошибки.</w:t>
-      </w:r>
-    </w:p>
-    <w:p/>
-    <w:p>
-      <w:pPr>
-        <w:pStyle w:val="3"/>
-      </w:pPr>
-      <w:r>
-        <w:t>Графики</w:t>
-      </w:r>
-    </w:p>
-    <w:p>
-      <w:r>
-        <w:rPr>
-          <w:noProof/>
-          <w14:ligatures w14:val="standardContextual"/>
-        </w:rPr>
-        <w:drawing>
-          <wp:inline distT="0" distB="0" distL="0" distR="0" wp14:anchorId="510887C6" wp14:editId="487058E6">
-            <wp:extent cx="5943600" cy="2948305"/>
-            <wp:effectExtent l="0" t="0" r="0" b="0"/>
-            <wp:docPr id="1513574240" name="Рисунок 6"/>
-            <wp:cNvGraphicFramePr>
-              <a:graphicFrameLocks xmlns:a="http://schemas.openxmlformats.org/drawingml/2006/main" noChangeAspect="1"/>
-            </wp:cNvGraphicFramePr>
-            <a:graphic xmlns:a="http://schemas.openxmlformats.org/drawingml/2006/main">
-              <a:graphicData uri="http://schemas.openxmlformats.org/drawingml/2006/picture">
-                <pic:pic xmlns:pic="http://schemas.openxmlformats.org/drawingml/2006/picture">
-                  <pic:nvPicPr>
-                    <pic:cNvPr id="1513574240" name="Рисунок 1513574240"/>
-                    <pic:cNvPicPr/>
-                  </pic:nvPicPr>
-                  <pic:blipFill>
-                    <a:blip r:embed="rId14" cstate="print">
                       <a:extLst>
                         <a:ext uri="{28A0092B-C50C-407E-A947-70E740481C1C}">
                           <a14:useLocalDpi xmlns:a14="http://schemas.microsoft.com/office/drawing/2010/main" val="0"/>
@@ -1361,10 +979,396 @@
           </wp:inline>
         </w:drawing>
       </w:r>
-    </w:p>
-    <w:p>
-      <w:r>
+      <w:r>
+        <w:t>2</w:t>
+      </w:r>
+      <w:r>
+        <w:t xml:space="preserve">. </w:t>
+      </w:r>
+      <w:r>
+        <w:t>Выводы по выбранной конфигурации аппаратного обеспечения.</w:t>
+      </w:r>
+    </w:p>
+    <w:p>
+      <w:r>
+        <w:t xml:space="preserve">В ходе нагрузочного тестирования сравнивались три при 10 параллельных пользователях и интенсивности </w:t>
+      </w:r>
+      <w:r>
+        <w:t>2</w:t>
+      </w:r>
+      <w:r>
+        <w:t xml:space="preserve">0 HTTP-запросов в минуту на пользователя. Критерий соответствия — время обработки запроса не более </w:t>
+      </w:r>
+      <w:r>
+        <w:t>640</w:t>
+      </w:r>
+      <w:r>
+        <w:t>.</w:t>
+      </w:r>
+    </w:p>
+    <w:p>
+      <w:r>
+        <w:t>По графику «Сравнение времени отклика» видно, что только третья конфигурация удовлетворяет необходимым условиям.</w:t>
+      </w:r>
+    </w:p>
+    <w:p>
+      <w:pPr>
+        <w:pStyle w:val="2"/>
+      </w:pPr>
+      <w:r>
+        <w:t>3</w:t>
+      </w:r>
+      <w:r>
+        <w:t xml:space="preserve">. </w:t>
+      </w:r>
+      <w:r>
+        <w:t xml:space="preserve">Описание конфигурации </w:t>
+      </w:r>
+      <w:proofErr w:type="spellStart"/>
+      <w:r>
+        <w:t>JMeter</w:t>
+      </w:r>
+      <w:proofErr w:type="spellEnd"/>
+      <w:r>
+        <w:t xml:space="preserve"> для стресс-тестирования</w:t>
+      </w:r>
+    </w:p>
+    <w:p>
+      <w:r>
+        <w:t>Для стресс-тестирования</w:t>
+      </w:r>
+      <w:r>
+        <w:t xml:space="preserve">, как писалось выше выбрана </w:t>
+      </w:r>
+      <w:r>
+        <w:rPr>
+          <w:lang w:val="en-US"/>
+        </w:rPr>
+        <w:t>config</w:t>
+      </w:r>
+      <w:r>
+        <w:t xml:space="preserve">3, </w:t>
+      </w:r>
+      <w:r>
+        <w:t>самая дорогая конфигурация</w:t>
+      </w:r>
+      <w:r>
+        <w:t xml:space="preserve"> оборудования. </w:t>
+      </w:r>
+    </w:p>
+    <w:p>
+      <w:r>
+        <w:t>Отдельно будет проведены два эксперимента</w:t>
+      </w:r>
+      <w:r>
+        <w:t xml:space="preserve">: </w:t>
+      </w:r>
+    </w:p>
+    <w:p>
+      <w:pPr>
+        <w:pStyle w:val="a7"/>
+        <w:numPr>
+          <w:ilvl w:val="0"/>
+          <w:numId w:val="28"/>
+        </w:numPr>
+        <w:rPr>
+          <w:sz w:val="22"/>
+          <w:szCs w:val="22"/>
+        </w:rPr>
+      </w:pPr>
+      <w:r>
+        <w:rPr>
+          <w:sz w:val="22"/>
+          <w:szCs w:val="22"/>
+        </w:rPr>
         <w:lastRenderedPageBreak/>
+        <w:t xml:space="preserve">Количество пользователей, при которой сервис не успевает отдать ответ за срок </w:t>
+      </w:r>
+      <w:r>
+        <w:rPr>
+          <w:sz w:val="22"/>
+          <w:szCs w:val="22"/>
+        </w:rPr>
+        <w:t>640</w:t>
+      </w:r>
+      <w:r>
+        <w:rPr>
+          <w:sz w:val="22"/>
+          <w:szCs w:val="22"/>
+        </w:rPr>
+        <w:t xml:space="preserve"> сек.</w:t>
+      </w:r>
+    </w:p>
+    <w:p>
+      <w:pPr>
+        <w:pStyle w:val="a7"/>
+        <w:numPr>
+          <w:ilvl w:val="0"/>
+          <w:numId w:val="28"/>
+        </w:numPr>
+        <w:rPr>
+          <w:sz w:val="22"/>
+          <w:szCs w:val="22"/>
+        </w:rPr>
+      </w:pPr>
+      <w:r>
+        <w:rPr>
+          <w:sz w:val="22"/>
+          <w:szCs w:val="22"/>
+        </w:rPr>
+        <w:t xml:space="preserve">Нахождения точки, в которой сервис станет отдавать 503 </w:t>
+      </w:r>
+      <w:r>
+        <w:rPr>
+          <w:sz w:val="22"/>
+          <w:szCs w:val="22"/>
+          <w:lang w:val="en-US"/>
+        </w:rPr>
+        <w:t>Service</w:t>
+      </w:r>
+      <w:r>
+        <w:rPr>
+          <w:sz w:val="22"/>
+          <w:szCs w:val="22"/>
+        </w:rPr>
+        <w:t xml:space="preserve"> </w:t>
+      </w:r>
+      <w:r>
+        <w:rPr>
+          <w:sz w:val="22"/>
+          <w:szCs w:val="22"/>
+          <w:lang w:val="en-US"/>
+        </w:rPr>
+        <w:t>is</w:t>
+      </w:r>
+      <w:r>
+        <w:rPr>
+          <w:sz w:val="22"/>
+          <w:szCs w:val="22"/>
+        </w:rPr>
+        <w:t xml:space="preserve"> </w:t>
+      </w:r>
+      <w:r>
+        <w:rPr>
+          <w:sz w:val="22"/>
+          <w:szCs w:val="22"/>
+          <w:lang w:val="en-US"/>
+        </w:rPr>
+        <w:t>unavailable</w:t>
+      </w:r>
+      <w:r>
+        <w:rPr>
+          <w:sz w:val="22"/>
+          <w:szCs w:val="22"/>
+        </w:rPr>
+        <w:t xml:space="preserve"> (предел пропускной способности)</w:t>
+      </w:r>
+    </w:p>
+    <w:p>
+      <w:pPr>
+        <w:pStyle w:val="3"/>
+      </w:pPr>
+    </w:p>
+    <w:p>
+      <w:pPr>
+        <w:pStyle w:val="3"/>
+      </w:pPr>
+      <w:r>
+        <w:t xml:space="preserve">Эксперимент 1 </w:t>
+      </w:r>
+    </w:p>
+    <w:p>
+      <w:r>
+        <w:t xml:space="preserve">В этом эксперименте необходимо найти </w:t>
+      </w:r>
+      <w:r>
+        <w:t xml:space="preserve">крайнее значение кол-ва пользователей, при котором каждый запрос укладывается в 640 </w:t>
+      </w:r>
+      <w:proofErr w:type="spellStart"/>
+      <w:r>
+        <w:t>мс</w:t>
+      </w:r>
+      <w:proofErr w:type="spellEnd"/>
+      <w:r>
+        <w:t>.</w:t>
+      </w:r>
+    </w:p>
+    <w:p/>
+    <w:p>
+      <w:pPr>
+        <w:rPr>
+          <w:b/>
+          <w:bCs/>
+        </w:rPr>
+      </w:pPr>
+      <w:r>
+        <w:rPr>
+          <w:b/>
+          <w:bCs/>
+        </w:rPr>
+        <w:t>Результаты</w:t>
+      </w:r>
+      <w:r>
+        <w:rPr>
+          <w:b/>
+          <w:bCs/>
+        </w:rPr>
+        <w:t>:</w:t>
+      </w:r>
+    </w:p>
+    <w:p>
+      <w:r>
+        <w:t>При одновременном кол-ве пользователей в 13 штук, сервис еще удовлетворяет требованию по максимальному времени ответа. Однако при уже 14 одновременных пользователях, сервис пробивает эту планку, хотя среднее время еще ниже.</w:t>
+      </w:r>
+    </w:p>
+    <w:p/>
+    <w:p>
+      <w:pPr>
+        <w:pStyle w:val="3"/>
+      </w:pPr>
+      <w:r>
+        <w:t>Эксперимент 2</w:t>
+      </w:r>
+    </w:p>
+    <w:p>
+      <w:pPr>
+        <w:rPr>
+          <w:lang w:val="en-US"/>
+        </w:rPr>
+      </w:pPr>
+      <w:r>
+        <w:t xml:space="preserve">В эксперименте 2 нам нужно </w:t>
+      </w:r>
+      <w:r>
+        <w:t xml:space="preserve">найти точку отказа, когда сервис перестает принимать запросы и начинает возвращать </w:t>
+      </w:r>
+      <w:r>
+        <w:rPr>
+          <w:lang w:val="en-US"/>
+        </w:rPr>
+        <w:t>status</w:t>
+      </w:r>
+      <w:r>
+        <w:t xml:space="preserve"> </w:t>
+      </w:r>
+      <w:r>
+        <w:rPr>
+          <w:lang w:val="en-US"/>
+        </w:rPr>
+        <w:t>code</w:t>
+      </w:r>
+      <w:r>
+        <w:t xml:space="preserve"> </w:t>
+      </w:r>
+      <w:r>
+        <w:t>–</w:t>
+      </w:r>
+      <w:r>
+        <w:t xml:space="preserve"> 503.</w:t>
+      </w:r>
+    </w:p>
+    <w:p>
+      <w:r>
+        <w:t xml:space="preserve">При этом </w:t>
+      </w:r>
+      <w:proofErr w:type="spellStart"/>
+      <w:r>
+        <w:t>ассерт</w:t>
+      </w:r>
+      <w:proofErr w:type="spellEnd"/>
+      <w:r>
+        <w:t xml:space="preserve"> по времени больше не нужен, чтобы не замусоривать данными искусственными падениями из-за </w:t>
+      </w:r>
+      <w:proofErr w:type="spellStart"/>
+      <w:r>
+        <w:t>ассертов</w:t>
+      </w:r>
+      <w:proofErr w:type="spellEnd"/>
+    </w:p>
+    <w:p>
+      <w:r>
+        <w:rPr>
+          <w:b/>
+          <w:bCs/>
+        </w:rPr>
+        <w:t>Результаты</w:t>
+      </w:r>
+      <w:r>
+        <w:t>:</w:t>
+      </w:r>
+    </w:p>
+    <w:p>
+      <w:r>
+        <w:t xml:space="preserve">На значении в </w:t>
+      </w:r>
+      <w:r>
+        <w:t>410</w:t>
+      </w:r>
+      <w:r>
+        <w:t xml:space="preserve"> одновременных пользователей сервис перестает справляться с нагрузкой и появляются первые 503 ошибки.</w:t>
+      </w:r>
+    </w:p>
+    <w:p/>
+    <w:p>
+      <w:pPr>
+        <w:pStyle w:val="3"/>
+      </w:pPr>
+      <w:r>
+        <w:lastRenderedPageBreak/>
+        <w:t>Графики</w:t>
+      </w:r>
+    </w:p>
+    <w:p>
+      <w:r>
+        <w:rPr>
+          <w:noProof/>
+          <w14:ligatures w14:val="standardContextual"/>
+        </w:rPr>
+        <w:drawing>
+          <wp:inline distT="0" distB="0" distL="0" distR="0" wp14:anchorId="6E48FC37" wp14:editId="76F9C982">
+            <wp:extent cx="5943600" cy="2940685"/>
+            <wp:effectExtent l="0" t="0" r="0" b="5715"/>
+            <wp:docPr id="1890979851" name="Рисунок 7"/>
+            <wp:cNvGraphicFramePr>
+              <a:graphicFrameLocks xmlns:a="http://schemas.openxmlformats.org/drawingml/2006/main" noChangeAspect="1"/>
+            </wp:cNvGraphicFramePr>
+            <a:graphic xmlns:a="http://schemas.openxmlformats.org/drawingml/2006/main">
+              <a:graphicData uri="http://schemas.openxmlformats.org/drawingml/2006/picture">
+                <pic:pic xmlns:pic="http://schemas.openxmlformats.org/drawingml/2006/picture">
+                  <pic:nvPicPr>
+                    <pic:cNvPr id="1890979851" name="Рисунок 1890979851"/>
+                    <pic:cNvPicPr/>
+                  </pic:nvPicPr>
+                  <pic:blipFill>
+                    <a:blip r:embed="rId14" cstate="print">
+                      <a:extLst>
+                        <a:ext uri="{28A0092B-C50C-407E-A947-70E740481C1C}">
+                          <a14:useLocalDpi xmlns:a14="http://schemas.microsoft.com/office/drawing/2010/main" val="0"/>
+                        </a:ext>
+                      </a:extLst>
+                    </a:blip>
+                    <a:stretch>
+                      <a:fillRect/>
+                    </a:stretch>
+                  </pic:blipFill>
+                  <pic:spPr>
+                    <a:xfrm>
+                      <a:off x="0" y="0"/>
+                      <a:ext cx="5943600" cy="2940685"/>
+                    </a:xfrm>
+                    <a:prstGeom prst="rect">
+                      <a:avLst/>
+                    </a:prstGeom>
+                  </pic:spPr>
+                </pic:pic>
+              </a:graphicData>
+            </a:graphic>
+          </wp:inline>
+        </w:drawing>
+      </w:r>
+    </w:p>
+    <w:p>
+      <w:r>
         <w:t xml:space="preserve">По графику видно, что зависимость нелинейная и среднее время выполнения запроса при 20 пользователях сильно </w:t>
       </w:r>
       <w:proofErr w:type="gramStart"/>
@@ -1416,14 +1420,6 @@
       </w:r>
       <w:proofErr w:type="spellEnd"/>
     </w:p>
-    <w:p>
-      <w:pPr>
-        <w:rPr>
-          <w:lang w:val="en-US"/>
-        </w:rPr>
-      </w:pPr>
-    </w:p>
-    <w:p/>
     <w:p>
       <w:pPr>
         <w:pStyle w:val="2"/>
@@ -5029,6 +5025,119 @@
     </w:lvl>
   </w:abstractNum>
   <w:abstractNum w:abstractNumId="26" w15:restartNumberingAfterBreak="0">
+    <w:nsid w:val="799E7AF5"/>
+    <w:multiLevelType w:val="hybridMultilevel"/>
+    <w:tmpl w:val="9BA215C0"/>
+    <w:lvl w:ilvl="0" w:tplc="04190001">
+      <w:start w:val="1"/>
+      <w:numFmt w:val="bullet"/>
+      <w:lvlText w:val=""/>
+      <w:lvlJc w:val="left"/>
+      <w:pPr>
+        <w:ind w:left="720" w:hanging="360"/>
+      </w:pPr>
+      <w:rPr>
+        <w:rFonts w:ascii="Symbol" w:hAnsi="Symbol" w:hint="default"/>
+      </w:rPr>
+    </w:lvl>
+    <w:lvl w:ilvl="1" w:tplc="04190003" w:tentative="1">
+      <w:start w:val="1"/>
+      <w:numFmt w:val="bullet"/>
+      <w:lvlText w:val="o"/>
+      <w:lvlJc w:val="left"/>
+      <w:pPr>
+        <w:ind w:left="1440" w:hanging="360"/>
+      </w:pPr>
+      <w:rPr>
+        <w:rFonts w:ascii="Courier New" w:hAnsi="Courier New" w:cs="Courier New" w:hint="default"/>
+      </w:rPr>
+    </w:lvl>
+    <w:lvl w:ilvl="2" w:tplc="04190005" w:tentative="1">
+      <w:start w:val="1"/>
+      <w:numFmt w:val="bullet"/>
+      <w:lvlText w:val=""/>
+      <w:lvlJc w:val="left"/>
+      <w:pPr>
+        <w:ind w:left="2160" w:hanging="360"/>
+      </w:pPr>
+      <w:rPr>
+        <w:rFonts w:ascii="Wingdings" w:hAnsi="Wingdings" w:hint="default"/>
+      </w:rPr>
+    </w:lvl>
+    <w:lvl w:ilvl="3" w:tplc="04190001" w:tentative="1">
+      <w:start w:val="1"/>
+      <w:numFmt w:val="bullet"/>
+      <w:lvlText w:val=""/>
+      <w:lvlJc w:val="left"/>
+      <w:pPr>
+        <w:ind w:left="2880" w:hanging="360"/>
+      </w:pPr>
+      <w:rPr>
+        <w:rFonts w:ascii="Symbol" w:hAnsi="Symbol" w:hint="default"/>
+      </w:rPr>
+    </w:lvl>
+    <w:lvl w:ilvl="4" w:tplc="04190003" w:tentative="1">
+      <w:start w:val="1"/>
+      <w:numFmt w:val="bullet"/>
+      <w:lvlText w:val="o"/>
+      <w:lvlJc w:val="left"/>
+      <w:pPr>
+        <w:ind w:left="3600" w:hanging="360"/>
+      </w:pPr>
+      <w:rPr>
+        <w:rFonts w:ascii="Courier New" w:hAnsi="Courier New" w:cs="Courier New" w:hint="default"/>
+      </w:rPr>
+    </w:lvl>
+    <w:lvl w:ilvl="5" w:tplc="04190005" w:tentative="1">
+      <w:start w:val="1"/>
+      <w:numFmt w:val="bullet"/>
+      <w:lvlText w:val=""/>
+      <w:lvlJc w:val="left"/>
+      <w:pPr>
+        <w:ind w:left="4320" w:hanging="360"/>
+      </w:pPr>
+      <w:rPr>
+        <w:rFonts w:ascii="Wingdings" w:hAnsi="Wingdings" w:hint="default"/>
+      </w:rPr>
+    </w:lvl>
+    <w:lvl w:ilvl="6" w:tplc="04190001" w:tentative="1">
+      <w:start w:val="1"/>
+      <w:numFmt w:val="bullet"/>
+      <w:lvlText w:val=""/>
+      <w:lvlJc w:val="left"/>
+      <w:pPr>
+        <w:ind w:left="5040" w:hanging="360"/>
+      </w:pPr>
+      <w:rPr>
+        <w:rFonts w:ascii="Symbol" w:hAnsi="Symbol" w:hint="default"/>
+      </w:rPr>
+    </w:lvl>
+    <w:lvl w:ilvl="7" w:tplc="04190003" w:tentative="1">
+      <w:start w:val="1"/>
+      <w:numFmt w:val="bullet"/>
+      <w:lvlText w:val="o"/>
+      <w:lvlJc w:val="left"/>
+      <w:pPr>
+        <w:ind w:left="5760" w:hanging="360"/>
+      </w:pPr>
+      <w:rPr>
+        <w:rFonts w:ascii="Courier New" w:hAnsi="Courier New" w:cs="Courier New" w:hint="default"/>
+      </w:rPr>
+    </w:lvl>
+    <w:lvl w:ilvl="8" w:tplc="04190005" w:tentative="1">
+      <w:start w:val="1"/>
+      <w:numFmt w:val="bullet"/>
+      <w:lvlText w:val=""/>
+      <w:lvlJc w:val="left"/>
+      <w:pPr>
+        <w:ind w:left="6480" w:hanging="360"/>
+      </w:pPr>
+      <w:rPr>
+        <w:rFonts w:ascii="Wingdings" w:hAnsi="Wingdings" w:hint="default"/>
+      </w:rPr>
+    </w:lvl>
+  </w:abstractNum>
+  <w:abstractNum w:abstractNumId="27" w15:restartNumberingAfterBreak="0">
     <w:nsid w:val="7A142F56"/>
     <w:multiLevelType w:val="multilevel"/>
     <w:tmpl w:val="50566740"/>
@@ -5141,7 +5250,7 @@
       </w:rPr>
     </w:lvl>
   </w:abstractNum>
-  <w:abstractNum w:abstractNumId="27" w15:restartNumberingAfterBreak="0">
+  <w:abstractNum w:abstractNumId="28" w15:restartNumberingAfterBreak="0">
     <w:nsid w:val="7A590D1B"/>
     <w:multiLevelType w:val="multilevel"/>
     <w:tmpl w:val="CA781CBC"/>
@@ -5254,7 +5363,7 @@
       </w:rPr>
     </w:lvl>
   </w:abstractNum>
-  <w:abstractNum w:abstractNumId="28" w15:restartNumberingAfterBreak="0">
+  <w:abstractNum w:abstractNumId="29" w15:restartNumberingAfterBreak="0">
     <w:nsid w:val="7FDB58CB"/>
     <w:multiLevelType w:val="multilevel"/>
     <w:tmpl w:val="4DA65F30"/>
@@ -5413,7 +5522,7 @@
     <w:abstractNumId w:val="22"/>
   </w:num>
   <w:num w:numId="4" w16cid:durableId="713500321">
-    <w:abstractNumId w:val="26"/>
+    <w:abstractNumId w:val="27"/>
   </w:num>
   <w:num w:numId="5" w16cid:durableId="1936936487">
     <w:abstractNumId w:val="10"/>
@@ -5428,7 +5537,7 @@
     <w:abstractNumId w:val="3"/>
   </w:num>
   <w:num w:numId="9" w16cid:durableId="1771587756">
-    <w:abstractNumId w:val="27"/>
+    <w:abstractNumId w:val="28"/>
   </w:num>
   <w:num w:numId="10" w16cid:durableId="2029522651">
     <w:abstractNumId w:val="25"/>
@@ -5452,7 +5561,7 @@
     <w:abstractNumId w:val="12"/>
   </w:num>
   <w:num w:numId="17" w16cid:durableId="331026866">
-    <w:abstractNumId w:val="28"/>
+    <w:abstractNumId w:val="29"/>
   </w:num>
   <w:num w:numId="18" w16cid:durableId="1058238063">
     <w:abstractNumId w:val="4"/>
@@ -5490,6 +5599,9 @@
   <w:num w:numId="29" w16cid:durableId="11340362">
     <w:abstractNumId w:val="16"/>
   </w:num>
+  <w:num w:numId="30" w16cid:durableId="883326830">
+    <w:abstractNumId w:val="26"/>
+  </w:num>
 </w:numbering>
 </file>
 
@@ -5502,7 +5614,7 @@
         <w:kern w:val="2"/>
         <w:sz w:val="24"/>
         <w:szCs w:val="24"/>
-        <w:lang w:eastAsia="en-US" w:bidi="ar-SA"/>
+        <w:lang w:val="ru-RU" w:eastAsia="en-US" w:bidi="ar-SA"/>
         <w14:ligatures w14:val="standardContextual"/>
       </w:rPr>
     </w:rPrDefault>
@@ -5902,7 +6014,6 @@
       <w:kern w:val="0"/>
       <w:sz w:val="22"/>
       <w:szCs w:val="22"/>
-      <w:lang w:val="ru-RU"/>
       <w14:ligatures w14:val="none"/>
     </w:rPr>
   </w:style>
@@ -5986,7 +6097,6 @@
     <w:next w:val="a"/>
     <w:link w:val="40"/>
     <w:uiPriority w:val="9"/>
-    <w:semiHidden/>
     <w:unhideWhenUsed/>
     <w:qFormat/>
     <w:rsid w:val="00417DFF"/>
@@ -6213,7 +6323,6 @@
     <w:basedOn w:val="a0"/>
     <w:link w:val="4"/>
     <w:uiPriority w:val="9"/>
-    <w:semiHidden/>
     <w:rsid w:val="00417DFF"/>
     <w:rPr>
       <w:rFonts w:eastAsiaTheme="majorEastAsia" w:cstheme="majorBidi"/>
@@ -6492,7 +6601,7 @@
     </w:pPr>
     <w:rPr>
       <w:rFonts w:ascii="Liberation Serif" w:eastAsia="NSimSun" w:hAnsi="Liberation Serif" w:cs="Lucida Sans"/>
-      <w:lang w:val="ru-RU" w:eastAsia="zh-CN" w:bidi="hi-IN"/>
+      <w:lang w:eastAsia="zh-CN" w:bidi="hi-IN"/>
       <w14:ligatures w14:val="none"/>
     </w:rPr>
   </w:style>
